--- a/activities/syllabus.docx
+++ b/activities/syllabus.docx
@@ -1,6 +1,6 @@
 
 <file path=word/document.xml><?xml version="1.0" encoding="utf-8"?>
-<w:document xmlns:wpc="http://schemas.microsoft.com/office/word/2010/wordprocessingCanvas" xmlns:cx="http://schemas.microsoft.com/office/drawing/2014/chartex" xmlns:cx1="http://schemas.microsoft.com/office/drawing/2015/9/8/chartex" xmlns:cx2="http://schemas.microsoft.com/office/drawing/2015/10/21/chartex" xmlns:cx3="http://schemas.microsoft.com/office/drawing/2016/5/9/chartex" xmlns:cx4="http://schemas.microsoft.com/office/drawing/2016/5/10/chartex" xmlns:cx5="http://schemas.microsoft.com/office/drawing/2016/5/11/chartex" xmlns:cx6="http://schemas.microsoft.com/office/drawing/2016/5/12/chartex" xmlns:cx7="http://schemas.microsoft.com/office/drawing/2016/5/13/chartex" xmlns:cx8="http://schemas.microsoft.com/office/drawing/2016/5/14/chartex" xmlns:mc="http://schemas.openxmlformats.org/markup-compatibility/2006" xmlns:aink="http://schemas.microsoft.com/office/drawing/2016/ink" xmlns:am3d="http://schemas.microsoft.com/office/drawing/2017/model3d" xmlns:o="urn:schemas-microsoft-com:office:office" xmlns:oel="http://schemas.microsoft.com/office/2019/extlst" xmlns:r="http://schemas.openxmlformats.org/officeDocument/2006/relationships" xmlns:m="http://schemas.openxmlformats.org/officeDocument/2006/math" xmlns:v="urn:schemas-microsoft-com:vml" xmlns:wp14="http://schemas.microsoft.com/office/word/2010/wordprocessingDrawing" xmlns:wp="http://schemas.openxmlformats.org/drawingml/2006/wordprocessingDrawing" xmlns:w10="urn:schemas-microsoft-com:office:word" xmlns:w="http://schemas.openxmlformats.org/wordprocessingml/2006/main" xmlns:w14="http://schemas.microsoft.com/office/word/2010/wordml" xmlns:w15="http://schemas.microsoft.com/office/word/2012/wordml" xmlns:w16cex="http://schemas.microsoft.com/office/word/2018/wordml/cex" xmlns:w16cid="http://schemas.microsoft.com/office/word/2016/wordml/cid" xmlns:w16="http://schemas.microsoft.com/office/word/2018/wordml" xmlns:w16du="http://schemas.microsoft.com/office/word/2023/wordml/word16du" xmlns:w16sdtdh="http://schemas.microsoft.com/office/word/2020/wordml/sdtdatahash" xmlns:w16sdtfl="http://schemas.microsoft.com/office/word/2024/wordml/sdtformatlock" xmlns:w16se="http://schemas.microsoft.com/office/word/2015/wordml/symex" xmlns:wpg="http://schemas.microsoft.com/office/word/2010/wordprocessingGroup" xmlns:wpi="http://schemas.microsoft.com/office/word/2010/wordprocessingInk" xmlns:wne="http://schemas.microsoft.com/office/word/2006/wordml" xmlns:wps="http://schemas.microsoft.com/office/word/2010/wordprocessingShape" mc:Ignorable="w14 w15 w16se w16cid w16 w16cex w16sdtdh w16sdtfl w16du wp14">
+<w:document xmlns:wpc="http://schemas.microsoft.com/office/word/2010/wordprocessingCanvas" xmlns:cx="http://schemas.microsoft.com/office/drawing/2014/chartex" xmlns:cx1="http://schemas.microsoft.com/office/drawing/2015/9/8/chartex" xmlns:cx2="http://schemas.microsoft.com/office/drawing/2015/10/21/chartex" xmlns:cx3="http://schemas.microsoft.com/office/drawing/2016/5/9/chartex" xmlns:cx4="http://schemas.microsoft.com/office/drawing/2016/5/10/chartex" xmlns:cx5="http://schemas.microsoft.com/office/drawing/2016/5/11/chartex" xmlns:cx6="http://schemas.microsoft.com/office/drawing/2016/5/12/chartex" xmlns:cx7="http://schemas.microsoft.com/office/drawing/2016/5/13/chartex" xmlns:cx8="http://schemas.microsoft.com/office/drawing/2016/5/14/chartex" xmlns:mc="http://schemas.openxmlformats.org/markup-compatibility/2006" xmlns:m="http://schemas.openxmlformats.org/officeDocument/2006/math" xmlns:aink="http://schemas.microsoft.com/office/drawing/2016/ink" xmlns:am3d="http://schemas.microsoft.com/office/drawing/2017/model3d" xmlns:oel="http://schemas.microsoft.com/office/2019/extlst" xmlns:r="http://schemas.openxmlformats.org/officeDocument/2006/relationships" xmlns:wp14="http://schemas.microsoft.com/office/word/2010/wordprocessingDrawing" xmlns:wp="http://schemas.openxmlformats.org/drawingml/2006/wordprocessingDrawing" xmlns:wpg="http://schemas.microsoft.com/office/word/2010/wordprocessingGroup" xmlns:wpi="http://schemas.microsoft.com/office/word/2010/wordprocessingInk" xmlns:wps="http://schemas.microsoft.com/office/word/2010/wordprocessingShape" xmlns:o="urn:schemas-microsoft-com:office:office" xmlns:v="urn:schemas-microsoft-com:vml" xmlns:w10="urn:schemas-microsoft-com:office:word" xmlns:w="http://schemas.openxmlformats.org/wordprocessingml/2006/main" xmlns:w14="http://schemas.microsoft.com/office/word/2010/wordml" xmlns:w15="http://schemas.microsoft.com/office/word/2012/wordml" xmlns:w16cex="http://schemas.microsoft.com/office/word/2018/wordml/cex" xmlns:w16cid="http://schemas.microsoft.com/office/word/2016/wordml/cid" xmlns:w16="http://schemas.microsoft.com/office/word/2018/wordml" xmlns:w16sdtdh="http://schemas.microsoft.com/office/word/2020/wordml/sdtdatahash" xmlns:w16sdtfl="http://schemas.microsoft.com/office/word/2024/wordml/sdtformatlock" xmlns:w16se="http://schemas.microsoft.com/office/word/2015/wordml/symex" xmlns:w16du="http://schemas.microsoft.com/office/word/2023/wordml/word16du" xmlns:wne="http://schemas.microsoft.com/office/word/2006/wordml" mc:Ignorable="w14 w15 w16se w16cid w16 w16cex w16sdtdh w16sdtfl w16du wp14">
   <w:body>
     <w:p>
       <w:pPr>
@@ -427,7 +427,34 @@
           <w:sz w:val="22"/>
           <w:szCs w:val="22"/>
         </w:rPr>
-        <w:t>Develops the practice and theory of interpretable machine learning, with an emphasis on statistical problem solving through case studies. Topics include competing criteria for interpretability; linear and logistic regression as interpretable baselines; intrinsically interpretable nonlinear models such as Gaussian processes and decision trees; variable importance and Shapley values; connections to veridical data science principles. The course also examines interpretability in artificial intelligence, covering probes, and concept activation, and sparse autoencoder analysis, with implications for model control and AI safety. Throughout, students gain practical experience implementing methods and critically evaluating interpretability outputs.</w:t>
+        <w:t xml:space="preserve">Develops the practice and theory of interpretable machine learning, with an emphasis on statistical problem solving through case studies. Topics include competing criteria for interpretability; linear and logistic regression as interpretable baselines; intrinsically interpretable </w:t>
+      </w:r>
+      <w:r>
+        <w:rPr>
+          <w:rFonts w:ascii="Arial" w:hAnsi="Arial" w:cs="Arial"/>
+          <w:color w:val="212121"/>
+          <w:sz w:val="22"/>
+          <w:szCs w:val="22"/>
+        </w:rPr>
+        <w:t>sparse and tree-based</w:t>
+      </w:r>
+      <w:r>
+        <w:rPr>
+          <w:rFonts w:ascii="Arial" w:hAnsi="Arial" w:cs="Arial"/>
+          <w:color w:val="212121"/>
+          <w:sz w:val="22"/>
+          <w:szCs w:val="22"/>
+        </w:rPr>
+        <w:t xml:space="preserve"> models</w:t>
+      </w:r>
+      <w:r>
+        <w:rPr>
+          <w:rFonts w:ascii="Arial" w:hAnsi="Arial" w:cs="Arial"/>
+          <w:color w:val="212121"/>
+          <w:sz w:val="22"/>
+          <w:szCs w:val="22"/>
+        </w:rPr>
+        <w:t>; variable importance and Shapley values; connections to veridical data science principles. The course also examines interpretability in artificial intelligence, covering probes, and concept activation, and sparse autoencoder analysis, with implications for model control and AI safety. Throughout, students gain practical experience implementing methods and critically evaluating interpretability outputs.</w:t>
       </w:r>
     </w:p>
     <w:p>
@@ -764,16 +791,6 @@
           <w:sz w:val="22"/>
           <w:szCs w:val="22"/>
         </w:rPr>
-        <w:t xml:space="preserve">recorded lectures, </w:t>
-      </w:r>
-      <w:r>
-        <w:rPr>
-          <w:rStyle w:val="Aucun"/>
-          <w:rFonts w:ascii="Arial" w:hAnsi="Arial" w:cs="Arial"/>
-          <w:color w:val="262626" w:themeColor="text1" w:themeTint="D9"/>
-          <w:sz w:val="22"/>
-          <w:szCs w:val="22"/>
-        </w:rPr>
         <w:t>in-class exercises</w:t>
       </w:r>
       <w:r>
@@ -784,47 +801,47 @@
           <w:sz w:val="22"/>
           <w:szCs w:val="22"/>
         </w:rPr>
-        <w:t xml:space="preserve">, </w:t>
-      </w:r>
-      <w:r>
-        <w:rPr>
-          <w:rStyle w:val="Aucun"/>
-          <w:rFonts w:ascii="Arial" w:hAnsi="Arial" w:cs="Arial"/>
-          <w:color w:val="262626" w:themeColor="text1" w:themeTint="D9"/>
-          <w:sz w:val="22"/>
-          <w:szCs w:val="22"/>
-        </w:rPr>
-        <w:t>a</w:t>
-      </w:r>
-      <w:r>
-        <w:rPr>
-          <w:rStyle w:val="Aucun"/>
-          <w:rFonts w:ascii="Arial" w:hAnsi="Arial" w:cs="Arial"/>
-          <w:color w:val="262626" w:themeColor="text1" w:themeTint="D9"/>
-          <w:sz w:val="22"/>
-          <w:szCs w:val="22"/>
-        </w:rPr>
-        <w:t xml:space="preserve"> midterm exam, </w:t>
-      </w:r>
-      <w:r>
-        <w:rPr>
-          <w:rStyle w:val="Aucun"/>
-          <w:rFonts w:ascii="Arial" w:hAnsi="Arial" w:cs="Arial"/>
-          <w:color w:val="262626" w:themeColor="text1" w:themeTint="D9"/>
-          <w:sz w:val="22"/>
-          <w:szCs w:val="22"/>
-        </w:rPr>
-        <w:t xml:space="preserve">portfolio assignments, </w:t>
-      </w:r>
-      <w:r>
-        <w:rPr>
-          <w:rStyle w:val="Aucun"/>
-          <w:rFonts w:ascii="Arial" w:hAnsi="Arial" w:cs="Arial"/>
-          <w:color w:val="262626" w:themeColor="text1" w:themeTint="D9"/>
-          <w:sz w:val="22"/>
-          <w:szCs w:val="22"/>
-        </w:rPr>
-        <w:t>and a group project, as described in this syllabus.</w:t>
+        <w:t>,</w:t>
+      </w:r>
+      <w:r>
+        <w:rPr>
+          <w:rStyle w:val="Aucun"/>
+          <w:rFonts w:ascii="Arial" w:hAnsi="Arial" w:cs="Arial"/>
+          <w:color w:val="262626" w:themeColor="text1" w:themeTint="D9"/>
+          <w:sz w:val="22"/>
+          <w:szCs w:val="22"/>
+        </w:rPr>
+        <w:t xml:space="preserve"> </w:t>
+      </w:r>
+      <w:r>
+        <w:rPr>
+          <w:rStyle w:val="Aucun"/>
+          <w:rFonts w:ascii="Arial" w:hAnsi="Arial" w:cs="Arial"/>
+          <w:color w:val="262626" w:themeColor="text1" w:themeTint="D9"/>
+          <w:sz w:val="22"/>
+          <w:szCs w:val="22"/>
+        </w:rPr>
+        <w:t xml:space="preserve">problem sets, and </w:t>
+      </w:r>
+      <w:r>
+        <w:rPr>
+          <w:rStyle w:val="Aucun"/>
+          <w:rFonts w:ascii="Arial" w:hAnsi="Arial" w:cs="Arial"/>
+          <w:color w:val="262626" w:themeColor="text1" w:themeTint="D9"/>
+          <w:sz w:val="22"/>
+          <w:szCs w:val="22"/>
+        </w:rPr>
+        <w:t>midterm and final exams</w:t>
+      </w:r>
+      <w:r>
+        <w:rPr>
+          <w:rStyle w:val="Aucun"/>
+          <w:rFonts w:ascii="Arial" w:hAnsi="Arial" w:cs="Arial"/>
+          <w:color w:val="262626" w:themeColor="text1" w:themeTint="D9"/>
+          <w:sz w:val="22"/>
+          <w:szCs w:val="22"/>
+        </w:rPr>
+        <w:t>, as described in this syllabus.</w:t>
       </w:r>
     </w:p>
     <w:p>
@@ -1157,6 +1174,7 @@
           <w:sz w:val="22"/>
           <w:szCs w:val="22"/>
         </w:rPr>
+        <w:lastRenderedPageBreak/>
         <w:t>Morgridge</w:t>
       </w:r>
       <w:r>
@@ -1554,7 +1572,45 @@
           <w:sz w:val="22"/>
           <w:szCs w:val="22"/>
         </w:rPr>
-        <w:t xml:space="preserve"> the theoretical foundation of intrinsically interpretable models like sparse regression, gaussian processes, and classification and regression trees, and </w:t>
+        <w:t xml:space="preserve"> the theoretical foundation of intrinsically interpretable models like sparse regression</w:t>
+      </w:r>
+      <w:r>
+        <w:rPr>
+          <w:rFonts w:ascii="Arial" w:hAnsi="Arial" w:cs="Arial"/>
+          <w:color w:val="000000"/>
+          <w:sz w:val="22"/>
+          <w:szCs w:val="22"/>
+        </w:rPr>
+        <w:t xml:space="preserve"> </w:t>
+      </w:r>
+      <w:r>
+        <w:rPr>
+          <w:rFonts w:ascii="Arial" w:hAnsi="Arial" w:cs="Arial"/>
+          <w:color w:val="000000"/>
+          <w:sz w:val="22"/>
+          <w:szCs w:val="22"/>
+        </w:rPr>
+        <w:t xml:space="preserve">and classification and regression </w:t>
+      </w:r>
+      <w:proofErr w:type="gramStart"/>
+      <w:r>
+        <w:rPr>
+          <w:rFonts w:ascii="Arial" w:hAnsi="Arial" w:cs="Arial"/>
+          <w:color w:val="000000"/>
+          <w:sz w:val="22"/>
+          <w:szCs w:val="22"/>
+        </w:rPr>
+        <w:t>trees, and</w:t>
+      </w:r>
+      <w:proofErr w:type="gramEnd"/>
+      <w:r>
+        <w:rPr>
+          <w:rFonts w:ascii="Arial" w:hAnsi="Arial" w:cs="Arial"/>
+          <w:color w:val="000000"/>
+          <w:sz w:val="22"/>
+          <w:szCs w:val="22"/>
+        </w:rPr>
+        <w:t xml:space="preserve"> </w:t>
       </w:r>
       <w:r>
         <w:rPr>
@@ -2775,6 +2831,7 @@
           <w:sz w:val="22"/>
           <w:szCs w:val="22"/>
         </w:rPr>
+        <w:lastRenderedPageBreak/>
         <w:t>For example, if a student has a final numeric grade of 84.5% (B), and that score is better than 70% of the class (AB), they will receive an AB.</w:t>
       </w:r>
     </w:p>
@@ -3371,25 +3428,7 @@
           <w:rFonts w:cs="Arial"/>
           <w:color w:val="262626" w:themeColor="text1" w:themeTint="D9"/>
         </w:rPr>
-        <w:t xml:space="preserve">On those assignments, there will be two different types of </w:t>
-      </w:r>
-      <w:proofErr w:type="gramStart"/>
-      <w:r>
-        <w:rPr>
-          <w:rStyle w:val="PageNumber"/>
-          <w:rFonts w:cs="Arial"/>
-          <w:color w:val="262626" w:themeColor="text1" w:themeTint="D9"/>
-        </w:rPr>
-        <w:t>questions;</w:t>
-      </w:r>
-      <w:proofErr w:type="gramEnd"/>
-      <w:r>
-        <w:rPr>
-          <w:rStyle w:val="PageNumber"/>
-          <w:rFonts w:cs="Arial"/>
-          <w:color w:val="262626" w:themeColor="text1" w:themeTint="D9"/>
-        </w:rPr>
-        <w:t xml:space="preserve"> </w:t>
+        <w:t xml:space="preserve">On those assignments, there will be two different types of questions; </w:t>
       </w:r>
       <w:r>
         <w:rPr>
@@ -3623,7 +3662,7 @@
           <w:rFonts w:cs="Arial"/>
           <w:color w:val="262626" w:themeColor="text1" w:themeTint="D9"/>
         </w:rPr>
-        <w:t>8</w:t>
+        <w:t>7</w:t>
       </w:r>
       <w:r>
         <w:rPr>
@@ -3737,7 +3776,6 @@
           <w:rFonts w:cs="Arial"/>
           <w:color w:val="262626" w:themeColor="text1" w:themeTint="D9"/>
         </w:rPr>
-        <w:lastRenderedPageBreak/>
         <w:t xml:space="preserve">With that in mind, </w:t>
       </w:r>
       <w:r>
@@ -3756,7 +3794,16 @@
           <w:rFonts w:cs="Arial"/>
           <w:color w:val="262626" w:themeColor="text1" w:themeTint="D9"/>
         </w:rPr>
-        <w:t xml:space="preserve"> about concepts that may appear in pre-written problems or self-assessments are encouraged. Conversations specifically encourage students to grapple with descriptions and understanding of high-level concepts, which fosters reflection and growth. Conversational descriptions of functions, arguments, and general structure of code are natural parts of these discussions. A good rule of thumb to follow is to have conversations without either party looking at their code. This will encourage you to think about the overall structure, goals, and workflow of your code rather than tempting you to cheat. </w:t>
+        <w:t xml:space="preserve"> about concepts that may appear in pre-written problems or self-assessments are encouraged. Conversations specifically encourage students to grapple with descriptions and understanding </w:t>
+      </w:r>
+      <w:r>
+        <w:rPr>
+          <w:rStyle w:val="PageNumber"/>
+          <w:rFonts w:cs="Arial"/>
+          <w:color w:val="262626" w:themeColor="text1" w:themeTint="D9"/>
+        </w:rPr>
+        <w:lastRenderedPageBreak/>
+        <w:t xml:space="preserve">of high-level concepts, which fosters reflection and growth. Conversational descriptions of functions, arguments, and general structure of code are natural parts of these discussions. A good rule of thumb to follow is to have conversations without either party looking at their code. This will encourage you to think about the overall structure, goals, and workflow of your code rather than tempting you to cheat. </w:t>
       </w:r>
     </w:p>
     <w:p>
@@ -4495,7 +4542,35 @@
           <w:rFonts w:cs="Arial"/>
           <w:color w:val="262626" w:themeColor="text1" w:themeTint="D9"/>
         </w:rPr>
-        <w:t xml:space="preserve">There is evidence that while generative AI tools like ChatGPT and GitHub Copilot can dramatically </w:t>
+        <w:t xml:space="preserve">There is evidence that while </w:t>
+      </w:r>
+      <w:r>
+        <w:rPr>
+          <w:rFonts w:cs="Arial"/>
+          <w:color w:val="262626" w:themeColor="text1" w:themeTint="D9"/>
+        </w:rPr>
+        <w:t xml:space="preserve">generative AI </w:t>
+      </w:r>
+      <w:r>
+        <w:rPr>
+          <w:rFonts w:cs="Arial"/>
+          <w:color w:val="262626" w:themeColor="text1" w:themeTint="D9"/>
+        </w:rPr>
+        <w:t>tools can</w:t>
+      </w:r>
+      <w:r>
+        <w:rPr>
+          <w:rFonts w:cs="Arial"/>
+          <w:color w:val="262626" w:themeColor="text1" w:themeTint="D9"/>
+        </w:rPr>
+        <w:t xml:space="preserve"> </w:t>
+      </w:r>
+      <w:r>
+        <w:rPr>
+          <w:rFonts w:cs="Arial"/>
+          <w:color w:val="262626" w:themeColor="text1" w:themeTint="D9"/>
+        </w:rPr>
+        <w:t xml:space="preserve">dramatically </w:t>
       </w:r>
       <w:hyperlink r:id="rId17" w:history="1">
         <w:r>
@@ -4511,7 +4586,14 @@
           <w:rFonts w:cs="Arial"/>
           <w:color w:val="262626" w:themeColor="text1" w:themeTint="D9"/>
         </w:rPr>
-        <w:t xml:space="preserve">, they can also have </w:t>
+        <w:t>, they can also have</w:t>
+      </w:r>
+      <w:r>
+        <w:rPr>
+          <w:rFonts w:cs="Arial"/>
+          <w:color w:val="262626" w:themeColor="text1" w:themeTint="D9"/>
+        </w:rPr>
+        <w:t xml:space="preserve"> </w:t>
       </w:r>
       <w:hyperlink r:id="rId18" w:history="1">
         <w:r>
@@ -4527,7 +4609,14 @@
           <w:rFonts w:cs="Arial"/>
           <w:color w:val="262626" w:themeColor="text1" w:themeTint="D9"/>
         </w:rPr>
-        <w:t xml:space="preserve">. In this course, we will take a middle path. </w:t>
+        <w:t>.</w:t>
+      </w:r>
+      <w:r>
+        <w:rPr>
+          <w:rFonts w:cs="Arial"/>
+          <w:color w:val="262626" w:themeColor="text1" w:themeTint="D9"/>
+        </w:rPr>
+        <w:t xml:space="preserve"> In this course, we will take a middle path.</w:t>
       </w:r>
     </w:p>
     <w:p>
@@ -4552,7 +4641,7 @@
           <w:rFonts w:cs="Arial"/>
           <w:color w:val="262626" w:themeColor="text1" w:themeTint="D9"/>
         </w:rPr>
-        <w:t xml:space="preserve">Generative AI is </w:t>
+        <w:t xml:space="preserve">Generative AI is also </w:t>
       </w:r>
       <w:r>
         <w:rPr>
@@ -4568,7 +4657,7 @@
           <w:rFonts w:cs="Arial"/>
           <w:color w:val="262626" w:themeColor="text1" w:themeTint="D9"/>
         </w:rPr>
-        <w:t xml:space="preserve"> allowed on </w:t>
+        <w:t xml:space="preserve"> allowed for </w:t>
       </w:r>
       <w:r>
         <w:rPr>
@@ -4577,7 +4666,14 @@
           <w:iCs/>
           <w:color w:val="262626" w:themeColor="text1" w:themeTint="D9"/>
         </w:rPr>
-        <w:t xml:space="preserve">exercise sheet problems </w:t>
+        <w:t>any</w:t>
+      </w:r>
+      <w:r>
+        <w:rPr>
+          <w:rFonts w:cs="Arial"/>
+          <w:color w:val="262626" w:themeColor="text1" w:themeTint="D9"/>
+        </w:rPr>
+        <w:t xml:space="preserve"> </w:t>
       </w:r>
       <w:r>
         <w:rPr>
@@ -4586,7 +4682,14 @@
           <w:iCs/>
           <w:color w:val="262626" w:themeColor="text1" w:themeTint="D9"/>
         </w:rPr>
-        <w:t>from</w:t>
+        <w:t>written</w:t>
+      </w:r>
+      <w:r>
+        <w:rPr>
+          <w:rFonts w:cs="Arial"/>
+          <w:color w:val="262626" w:themeColor="text1" w:themeTint="D9"/>
+        </w:rPr>
+        <w:t xml:space="preserve"> </w:t>
       </w:r>
       <w:r>
         <w:rPr>
@@ -4595,7 +4698,7 @@
           <w:iCs/>
           <w:color w:val="262626" w:themeColor="text1" w:themeTint="D9"/>
         </w:rPr>
-        <w:t xml:space="preserve"> individual </w:t>
+        <w:t>part of any assignment</w:t>
       </w:r>
       <w:r>
         <w:rPr>
@@ -4604,23 +4707,50 @@
           <w:iCs/>
           <w:color w:val="262626" w:themeColor="text1" w:themeTint="D9"/>
         </w:rPr>
-        <w:t xml:space="preserve">in-class exercises or </w:t>
-      </w:r>
-      <w:r>
+        <w:t xml:space="preserve"> </w:t>
+      </w:r>
+      <w:r>
+        <w:rPr>
+          <w:rFonts w:cs="Arial"/>
+          <w:color w:val="262626" w:themeColor="text1" w:themeTint="D9"/>
+        </w:rPr>
+        <w:t>(e.g. anything turned in that is not code). Being able to write well about visual designs is core learning outcomes of this class as listed above. As data scientists, our key asset is our credibility. If you allow generative AI to substitute for your honest voice, you jeopardize this credibility.</w:t>
+      </w:r>
+    </w:p>
+    <w:p>
+      <w:pPr>
+        <w:pStyle w:val="NoSpacing"/>
         <w:rPr>
           <w:rFonts w:cs="Arial"/>
           <w:i/>
           <w:iCs/>
           <w:color w:val="262626" w:themeColor="text1" w:themeTint="D9"/>
         </w:rPr>
-        <w:t xml:space="preserve">homework assignments. </w:t>
-      </w:r>
-      <w:r>
+      </w:pPr>
+    </w:p>
+    <w:p>
+      <w:pPr>
+        <w:pStyle w:val="NoSpacing"/>
         <w:rPr>
           <w:rFonts w:cs="Arial"/>
           <w:color w:val="262626" w:themeColor="text1" w:themeTint="D9"/>
         </w:rPr>
-        <w:t>This</w:t>
+      </w:pPr>
+      <w:r>
+        <w:rPr>
+          <w:rFonts w:cs="Arial"/>
+          <w:color w:val="262626" w:themeColor="text1" w:themeTint="D9"/>
+        </w:rPr>
+        <w:t xml:space="preserve">Generative AI </w:t>
+      </w:r>
+      <w:r>
+        <w:rPr>
+          <w:rFonts w:cs="Arial"/>
+          <w:b/>
+          <w:bCs/>
+          <w:color w:val="262626" w:themeColor="text1" w:themeTint="D9"/>
+        </w:rPr>
+        <w:t>IS</w:t>
       </w:r>
       <w:r>
         <w:rPr>
@@ -4636,48 +4766,14 @@
           <w:rFonts w:cs="Arial"/>
           <w:color w:val="262626" w:themeColor="text1" w:themeTint="D9"/>
         </w:rPr>
-        <w:t>will ensure students have strong foundations in the basics of each concept, as these (parts of) assignments are designed to assess.</w:t>
-      </w:r>
-    </w:p>
-    <w:p>
-      <w:pPr>
-        <w:pStyle w:val="NoSpacing"/>
+        <w:t>allowed</w:t>
+      </w:r>
+      <w:r>
         <w:rPr>
           <w:rFonts w:cs="Arial"/>
           <w:color w:val="262626" w:themeColor="text1" w:themeTint="D9"/>
         </w:rPr>
-      </w:pPr>
-    </w:p>
-    <w:p>
-      <w:pPr>
-        <w:pStyle w:val="NoSpacing"/>
-        <w:rPr>
-          <w:rFonts w:cs="Arial"/>
-          <w:color w:val="262626" w:themeColor="text1" w:themeTint="D9"/>
-        </w:rPr>
-      </w:pPr>
-      <w:r>
-        <w:rPr>
-          <w:rFonts w:cs="Arial"/>
-          <w:color w:val="262626" w:themeColor="text1" w:themeTint="D9"/>
-        </w:rPr>
-        <w:t xml:space="preserve">Generative AI is also </w:t>
-      </w:r>
-      <w:r>
-        <w:rPr>
-          <w:rFonts w:cs="Arial"/>
-          <w:b/>
-          <w:bCs/>
-          <w:color w:val="262626" w:themeColor="text1" w:themeTint="D9"/>
-        </w:rPr>
-        <w:t>NOT</w:t>
-      </w:r>
-      <w:r>
-        <w:rPr>
-          <w:rFonts w:cs="Arial"/>
-          <w:color w:val="262626" w:themeColor="text1" w:themeTint="D9"/>
-        </w:rPr>
-        <w:t xml:space="preserve"> allowed for </w:t>
+        <w:t xml:space="preserve"> for </w:t>
       </w:r>
       <w:r>
         <w:rPr>
@@ -4686,14 +4782,7 @@
           <w:iCs/>
           <w:color w:val="262626" w:themeColor="text1" w:themeTint="D9"/>
         </w:rPr>
-        <w:t>any</w:t>
-      </w:r>
-      <w:r>
-        <w:rPr>
-          <w:rFonts w:cs="Arial"/>
-          <w:color w:val="262626" w:themeColor="text1" w:themeTint="D9"/>
-        </w:rPr>
-        <w:t xml:space="preserve"> </w:t>
+        <w:t>programming</w:t>
       </w:r>
       <w:r>
         <w:rPr>
@@ -4702,266 +4791,14 @@
           <w:iCs/>
           <w:color w:val="262626" w:themeColor="text1" w:themeTint="D9"/>
         </w:rPr>
-        <w:t>written</w:t>
+        <w:t>/coding</w:t>
       </w:r>
       <w:r>
         <w:rPr>
           <w:rFonts w:cs="Arial"/>
           <w:color w:val="262626" w:themeColor="text1" w:themeTint="D9"/>
         </w:rPr>
-        <w:t xml:space="preserve"> </w:t>
-      </w:r>
-      <w:r>
-        <w:rPr>
-          <w:rFonts w:cs="Arial"/>
-          <w:i/>
-          <w:iCs/>
-          <w:color w:val="262626" w:themeColor="text1" w:themeTint="D9"/>
-        </w:rPr>
-        <w:t xml:space="preserve">part of any assignment </w:t>
-      </w:r>
-      <w:r>
-        <w:rPr>
-          <w:rFonts w:cs="Arial"/>
-          <w:color w:val="262626" w:themeColor="text1" w:themeTint="D9"/>
-        </w:rPr>
-        <w:t xml:space="preserve">(e.g. anything turned in that is not code). Authentic, critical thought about the shortcomings, advantages, and trade-offs of </w:t>
-      </w:r>
-      <w:r>
-        <w:rPr>
-          <w:rFonts w:cs="Arial"/>
-          <w:color w:val="262626" w:themeColor="text1" w:themeTint="D9"/>
-        </w:rPr>
-        <w:t>modeling</w:t>
-      </w:r>
-      <w:r>
-        <w:rPr>
-          <w:rFonts w:cs="Arial"/>
-          <w:color w:val="262626" w:themeColor="text1" w:themeTint="D9"/>
-        </w:rPr>
-        <w:t xml:space="preserve"> choices, as well as concise but effective descriptions o</w:t>
-      </w:r>
-      <w:r>
-        <w:rPr>
-          <w:rFonts w:cs="Arial"/>
-          <w:color w:val="262626" w:themeColor="text1" w:themeTint="D9"/>
-        </w:rPr>
-        <w:t>f interpreta</w:t>
-      </w:r>
-      <w:r>
-        <w:rPr>
-          <w:rFonts w:cs="Arial"/>
-          <w:color w:val="262626" w:themeColor="text1" w:themeTint="D9"/>
-        </w:rPr>
-        <w:t>ble machine learning</w:t>
-      </w:r>
-      <w:r>
-        <w:rPr>
-          <w:rFonts w:cs="Arial"/>
-          <w:color w:val="262626" w:themeColor="text1" w:themeTint="D9"/>
-        </w:rPr>
-        <w:t xml:space="preserve"> processes and workflows, are core </w:t>
-      </w:r>
-      <w:r>
-        <w:rPr>
-          <w:rFonts w:cs="Arial"/>
-          <w:color w:val="262626" w:themeColor="text1" w:themeTint="D9"/>
-        </w:rPr>
-        <w:lastRenderedPageBreak/>
-        <w:t>learning outcomes of this class as listed above. Writing about</w:t>
-      </w:r>
-      <w:r>
-        <w:rPr>
-          <w:rFonts w:cs="Arial"/>
-          <w:color w:val="262626" w:themeColor="text1" w:themeTint="D9"/>
-        </w:rPr>
-        <w:t xml:space="preserve"> modeli</w:t>
-      </w:r>
-      <w:r>
-        <w:rPr>
-          <w:rFonts w:cs="Arial"/>
-          <w:color w:val="262626" w:themeColor="text1" w:themeTint="D9"/>
-        </w:rPr>
-        <w:t>ng assumptions</w:t>
-      </w:r>
-      <w:r>
-        <w:rPr>
-          <w:rFonts w:cs="Arial"/>
-          <w:color w:val="262626" w:themeColor="text1" w:themeTint="D9"/>
-        </w:rPr>
-        <w:t xml:space="preserve"> and</w:t>
-      </w:r>
-      <w:r>
-        <w:rPr>
-          <w:rFonts w:cs="Arial"/>
-          <w:color w:val="262626" w:themeColor="text1" w:themeTint="D9"/>
-        </w:rPr>
-        <w:t xml:space="preserve"> results</w:t>
-      </w:r>
-      <w:r>
-        <w:rPr>
-          <w:rFonts w:cs="Arial"/>
-          <w:color w:val="262626" w:themeColor="text1" w:themeTint="D9"/>
-        </w:rPr>
-        <w:t xml:space="preserve"> is an important practical skill</w:t>
-      </w:r>
-      <w:r>
-        <w:rPr>
-          <w:rFonts w:cs="Arial"/>
-          <w:color w:val="262626" w:themeColor="text1" w:themeTint="D9"/>
-        </w:rPr>
-        <w:t>, especially in the context of interpretable machine learning, where stakeholders depend on data scientists</w:t>
-      </w:r>
-      <w:r>
-        <w:rPr>
-          <w:rFonts w:cs="Arial"/>
-          <w:color w:val="262626" w:themeColor="text1" w:themeTint="D9"/>
-        </w:rPr>
-        <w:t xml:space="preserve"> to accurately communicate results. T</w:t>
-      </w:r>
-      <w:r>
-        <w:rPr>
-          <w:rFonts w:cs="Arial"/>
-          <w:color w:val="262626" w:themeColor="text1" w:themeTint="D9"/>
-        </w:rPr>
-        <w:t>his policy encourages you to develop that skill.</w:t>
-      </w:r>
-    </w:p>
-    <w:p>
-      <w:pPr>
-        <w:pStyle w:val="NoSpacing"/>
-        <w:rPr>
-          <w:rFonts w:cs="Arial"/>
-          <w:i/>
-          <w:iCs/>
-          <w:color w:val="262626" w:themeColor="text1" w:themeTint="D9"/>
-        </w:rPr>
-      </w:pPr>
-    </w:p>
-    <w:p>
-      <w:pPr>
-        <w:pStyle w:val="NoSpacing"/>
-        <w:rPr>
-          <w:rFonts w:cs="Arial"/>
-          <w:color w:val="262626" w:themeColor="text1" w:themeTint="D9"/>
-        </w:rPr>
-      </w:pPr>
-      <w:r>
-        <w:rPr>
-          <w:rFonts w:cs="Arial"/>
-          <w:color w:val="262626" w:themeColor="text1" w:themeTint="D9"/>
-        </w:rPr>
-        <w:t xml:space="preserve">However, on </w:t>
-      </w:r>
-      <w:r>
-        <w:rPr>
-          <w:rFonts w:cs="Arial"/>
-          <w:i/>
-          <w:iCs/>
-          <w:color w:val="262626" w:themeColor="text1" w:themeTint="D9"/>
-        </w:rPr>
-        <w:t>group projects and</w:t>
-      </w:r>
-      <w:r>
-        <w:rPr>
-          <w:rFonts w:cs="Arial"/>
-          <w:color w:val="262626" w:themeColor="text1" w:themeTint="D9"/>
-        </w:rPr>
-        <w:t xml:space="preserve"> </w:t>
-      </w:r>
-      <w:r>
-        <w:rPr>
-          <w:rFonts w:cs="Arial"/>
-          <w:i/>
-          <w:iCs/>
-          <w:color w:val="262626" w:themeColor="text1" w:themeTint="D9"/>
-        </w:rPr>
-        <w:t xml:space="preserve">portfolio </w:t>
-      </w:r>
-      <w:r>
-        <w:rPr>
-          <w:rFonts w:cs="Arial"/>
-          <w:i/>
-          <w:iCs/>
-          <w:color w:val="262626" w:themeColor="text1" w:themeTint="D9"/>
-        </w:rPr>
-        <w:t>problems</w:t>
-      </w:r>
-      <w:r>
-        <w:rPr>
-          <w:rFonts w:cs="Arial"/>
-          <w:color w:val="262626" w:themeColor="text1" w:themeTint="D9"/>
-        </w:rPr>
-        <w:t xml:space="preserve">, generative AI </w:t>
-      </w:r>
-      <w:r>
-        <w:rPr>
-          <w:rFonts w:cs="Arial"/>
-          <w:b/>
-          <w:bCs/>
-          <w:color w:val="262626" w:themeColor="text1" w:themeTint="D9"/>
-        </w:rPr>
-        <w:t>IS</w:t>
-      </w:r>
-      <w:r>
-        <w:rPr>
-          <w:rFonts w:cs="Arial"/>
-          <w:i/>
-          <w:iCs/>
-          <w:color w:val="262626" w:themeColor="text1" w:themeTint="D9"/>
-        </w:rPr>
-        <w:t xml:space="preserve"> </w:t>
-      </w:r>
-      <w:r>
-        <w:rPr>
-          <w:rFonts w:cs="Arial"/>
-          <w:color w:val="262626" w:themeColor="text1" w:themeTint="D9"/>
-        </w:rPr>
-        <w:t xml:space="preserve">allowed to assist you with </w:t>
-      </w:r>
-      <w:r>
-        <w:rPr>
-          <w:rFonts w:cs="Arial"/>
-          <w:i/>
-          <w:iCs/>
-          <w:color w:val="262626" w:themeColor="text1" w:themeTint="D9"/>
-        </w:rPr>
-        <w:t xml:space="preserve">programming/coding </w:t>
-      </w:r>
-      <w:r>
-        <w:rPr>
-          <w:rFonts w:cs="Arial"/>
-          <w:color w:val="262626" w:themeColor="text1" w:themeTint="D9"/>
-        </w:rPr>
-        <w:t xml:space="preserve">(not writing, see previous paragraph). These situations are intended to mimic a practical, real world </w:t>
-      </w:r>
-      <w:r>
-        <w:rPr>
-          <w:rFonts w:cs="Arial"/>
-          <w:color w:val="262626" w:themeColor="text1" w:themeTint="D9"/>
-        </w:rPr>
-        <w:t>interpretable machine learning</w:t>
-      </w:r>
-      <w:r>
-        <w:rPr>
-          <w:rFonts w:cs="Arial"/>
-          <w:color w:val="262626" w:themeColor="text1" w:themeTint="D9"/>
-        </w:rPr>
-        <w:t xml:space="preserve"> workflow, where you also have the freedom to choose the datasets, topics, and </w:t>
-      </w:r>
-      <w:r>
-        <w:rPr>
-          <w:rFonts w:cs="Arial"/>
-          <w:color w:val="262626" w:themeColor="text1" w:themeTint="D9"/>
-        </w:rPr>
-        <w:t>modeling</w:t>
-      </w:r>
-      <w:r>
-        <w:rPr>
-          <w:rFonts w:cs="Arial"/>
-          <w:color w:val="262626" w:themeColor="text1" w:themeTint="D9"/>
-        </w:rPr>
-        <w:t xml:space="preserve"> strategies.</w:t>
+        <w:t>. We will be experimenting with agentic AI tools during class. Each assignment will describe the specific requirements around the types of models to use and session documentation to provide. To ensure equitable access to models, you must access AI models only through the API keys provided to you by the instructors.</w:t>
       </w:r>
     </w:p>
     <w:p>
@@ -5590,18 +5427,7 @@
           <w:sz w:val="22"/>
           <w:szCs w:val="22"/>
         </w:rPr>
-        <w:t xml:space="preserve">By virtue of enrollment, each student agrees to uphold the high academic standards of the University of Wisconsin-Madison; academic misconduct is behavior that negatively impacts the integrity of the institution. </w:t>
-      </w:r>
-      <w:r>
-        <w:rPr>
-          <w:rStyle w:val="Aucun"/>
-          <w:rFonts w:ascii="Arial" w:hAnsi="Arial" w:cs="Arial"/>
-          <w:color w:val="262626" w:themeColor="text1" w:themeTint="D9"/>
-          <w:sz w:val="22"/>
-          <w:szCs w:val="22"/>
-        </w:rPr>
-        <w:lastRenderedPageBreak/>
-        <w:t>Cheating, fabrication, plagiarism, unauthorized collaboration, and helping others commit these previously listed acts are examples of misconduct which may result in disciplinary action. Examples of disciplinary action include, but is not limited to, failure on the assignment/course, written reprimand, disciplinary probation, suspension, or expulsion.</w:t>
+        <w:t>By virtue of enrollment, each student agrees to uphold the high academic standards of the University of Wisconsin-Madison; academic misconduct is behavior that negatively impacts the integrity of the institution. Cheating, fabrication, plagiarism, unauthorized collaboration, and helping others commit these previously listed acts are examples of misconduct which may result in disciplinary action. Examples of disciplinary action include, but is not limited to, failure on the assignment/course, written reprimand, disciplinary probation, suspension, or expulsion.</w:t>
       </w:r>
     </w:p>
     <w:p>
@@ -5656,7 +5482,18 @@
           <w:sz w:val="22"/>
           <w:szCs w:val="22"/>
         </w:rPr>
-        <w:t xml:space="preserve">The University of Wisconsin-Madison supports the right of all enrolled students to a full and equal educational opportunity. The Americans with Disabilities Act (ADA), Wisconsin State Statute (36.12), and UW-Madison policy (Faculty Document 1071) require that students with disabilities be reasonably accommodated in instruction and campus life. Reasonable accommodations for students with disabilities is a shared faculty and student responsibility. Students are expected to inform faculty [me] of their need for instructional accommodations by the end of the third week of the semester, or as soon as possible after a disability has been incurred or recognized. </w:t>
+        <w:t xml:space="preserve">The University of Wisconsin-Madison supports the right of all enrolled students to a full and equal educational opportunity. The Americans with Disabilities Act (ADA), Wisconsin State Statute (36.12), and UW-Madison </w:t>
+      </w:r>
+      <w:r>
+        <w:rPr>
+          <w:rStyle w:val="Aucun"/>
+          <w:rFonts w:ascii="Arial" w:hAnsi="Arial" w:cs="Arial"/>
+          <w:color w:val="262626" w:themeColor="text1" w:themeTint="D9"/>
+          <w:sz w:val="22"/>
+          <w:szCs w:val="22"/>
+        </w:rPr>
+        <w:lastRenderedPageBreak/>
+        <w:t xml:space="preserve">policy (Faculty Document 1071) require that students with disabilities be reasonably accommodated in instruction and campus life. Reasonable accommodations for students with disabilities is a shared faculty and student responsibility. Students are expected to inform faculty [me] of their need for instructional accommodations by the end of the third week of the semester, or as soon as possible after a disability has been incurred or recognized. </w:t>
       </w:r>
       <w:proofErr w:type="gramStart"/>
       <w:r>
@@ -5800,7 +5637,7 @@
 </file>
 
 <file path=word/endnotes.xml><?xml version="1.0" encoding="utf-8"?>
-<w:endnotes xmlns:wpc="http://schemas.microsoft.com/office/word/2010/wordprocessingCanvas" xmlns:cx="http://schemas.microsoft.com/office/drawing/2014/chartex" xmlns:cx1="http://schemas.microsoft.com/office/drawing/2015/9/8/chartex" xmlns:cx2="http://schemas.microsoft.com/office/drawing/2015/10/21/chartex" xmlns:cx3="http://schemas.microsoft.com/office/drawing/2016/5/9/chartex" xmlns:cx4="http://schemas.microsoft.com/office/drawing/2016/5/10/chartex" xmlns:cx5="http://schemas.microsoft.com/office/drawing/2016/5/11/chartex" xmlns:cx6="http://schemas.microsoft.com/office/drawing/2016/5/12/chartex" xmlns:cx7="http://schemas.microsoft.com/office/drawing/2016/5/13/chartex" xmlns:cx8="http://schemas.microsoft.com/office/drawing/2016/5/14/chartex" xmlns:mc="http://schemas.openxmlformats.org/markup-compatibility/2006" xmlns:aink="http://schemas.microsoft.com/office/drawing/2016/ink" xmlns:am3d="http://schemas.microsoft.com/office/drawing/2017/model3d" xmlns:o="urn:schemas-microsoft-com:office:office" xmlns:oel="http://schemas.microsoft.com/office/2019/extlst" xmlns:r="http://schemas.openxmlformats.org/officeDocument/2006/relationships" xmlns:m="http://schemas.openxmlformats.org/officeDocument/2006/math" xmlns:v="urn:schemas-microsoft-com:vml" xmlns:wp14="http://schemas.microsoft.com/office/word/2010/wordprocessingDrawing" xmlns:wp="http://schemas.openxmlformats.org/drawingml/2006/wordprocessingDrawing" xmlns:w10="urn:schemas-microsoft-com:office:word" xmlns:w="http://schemas.openxmlformats.org/wordprocessingml/2006/main" xmlns:w14="http://schemas.microsoft.com/office/word/2010/wordml" xmlns:w15="http://schemas.microsoft.com/office/word/2012/wordml" xmlns:w16cex="http://schemas.microsoft.com/office/word/2018/wordml/cex" xmlns:w16cid="http://schemas.microsoft.com/office/word/2016/wordml/cid" xmlns:w16="http://schemas.microsoft.com/office/word/2018/wordml" xmlns:w16du="http://schemas.microsoft.com/office/word/2023/wordml/word16du" xmlns:w16sdtdh="http://schemas.microsoft.com/office/word/2020/wordml/sdtdatahash" xmlns:w16sdtfl="http://schemas.microsoft.com/office/word/2024/wordml/sdtformatlock" xmlns:w16se="http://schemas.microsoft.com/office/word/2015/wordml/symex" xmlns:wpg="http://schemas.microsoft.com/office/word/2010/wordprocessingGroup" xmlns:wpi="http://schemas.microsoft.com/office/word/2010/wordprocessingInk" xmlns:wne="http://schemas.microsoft.com/office/word/2006/wordml" xmlns:wps="http://schemas.microsoft.com/office/word/2010/wordprocessingShape" mc:Ignorable="w14 w15 w16se w16cid w16 w16cex w16sdtdh w16sdtfl w16du wp14">
+<w:endnotes xmlns:wpc="http://schemas.microsoft.com/office/word/2010/wordprocessingCanvas" xmlns:cx="http://schemas.microsoft.com/office/drawing/2014/chartex" xmlns:cx1="http://schemas.microsoft.com/office/drawing/2015/9/8/chartex" xmlns:cx2="http://schemas.microsoft.com/office/drawing/2015/10/21/chartex" xmlns:cx3="http://schemas.microsoft.com/office/drawing/2016/5/9/chartex" xmlns:cx4="http://schemas.microsoft.com/office/drawing/2016/5/10/chartex" xmlns:cx5="http://schemas.microsoft.com/office/drawing/2016/5/11/chartex" xmlns:cx6="http://schemas.microsoft.com/office/drawing/2016/5/12/chartex" xmlns:cx7="http://schemas.microsoft.com/office/drawing/2016/5/13/chartex" xmlns:cx8="http://schemas.microsoft.com/office/drawing/2016/5/14/chartex" xmlns:mc="http://schemas.openxmlformats.org/markup-compatibility/2006" xmlns:m="http://schemas.openxmlformats.org/officeDocument/2006/math" xmlns:aink="http://schemas.microsoft.com/office/drawing/2016/ink" xmlns:am3d="http://schemas.microsoft.com/office/drawing/2017/model3d" xmlns:oel="http://schemas.microsoft.com/office/2019/extlst" xmlns:r="http://schemas.openxmlformats.org/officeDocument/2006/relationships" xmlns:wp14="http://schemas.microsoft.com/office/word/2010/wordprocessingDrawing" xmlns:wp="http://schemas.openxmlformats.org/drawingml/2006/wordprocessingDrawing" xmlns:wpg="http://schemas.microsoft.com/office/word/2010/wordprocessingGroup" xmlns:wpi="http://schemas.microsoft.com/office/word/2010/wordprocessingInk" xmlns:wps="http://schemas.microsoft.com/office/word/2010/wordprocessingShape" xmlns:o="urn:schemas-microsoft-com:office:office" xmlns:v="urn:schemas-microsoft-com:vml" xmlns:w10="urn:schemas-microsoft-com:office:word" xmlns:w="http://schemas.openxmlformats.org/wordprocessingml/2006/main" xmlns:w14="http://schemas.microsoft.com/office/word/2010/wordml" xmlns:w15="http://schemas.microsoft.com/office/word/2012/wordml" xmlns:w16cex="http://schemas.microsoft.com/office/word/2018/wordml/cex" xmlns:w16cid="http://schemas.microsoft.com/office/word/2016/wordml/cid" xmlns:w16="http://schemas.microsoft.com/office/word/2018/wordml" xmlns:w16sdtdh="http://schemas.microsoft.com/office/word/2020/wordml/sdtdatahash" xmlns:w16sdtfl="http://schemas.microsoft.com/office/word/2024/wordml/sdtformatlock" xmlns:w16se="http://schemas.microsoft.com/office/word/2015/wordml/symex" xmlns:w16du="http://schemas.microsoft.com/office/word/2023/wordml/word16du" xmlns:wne="http://schemas.microsoft.com/office/word/2006/wordml" mc:Ignorable="w14 w15 w16se w16cid w16 w16cex w16sdtdh w16sdtfl w16du wp14">
   <w:endnote w:type="separator" w:id="-1">
     <w:p>
       <w:r>
@@ -5819,7 +5656,7 @@
 </file>
 
 <file path=word/footer1.xml><?xml version="1.0" encoding="utf-8"?>
-<w:ftr xmlns:wpc="http://schemas.microsoft.com/office/word/2010/wordprocessingCanvas" xmlns:cx="http://schemas.microsoft.com/office/drawing/2014/chartex" xmlns:cx1="http://schemas.microsoft.com/office/drawing/2015/9/8/chartex" xmlns:cx2="http://schemas.microsoft.com/office/drawing/2015/10/21/chartex" xmlns:cx3="http://schemas.microsoft.com/office/drawing/2016/5/9/chartex" xmlns:cx4="http://schemas.microsoft.com/office/drawing/2016/5/10/chartex" xmlns:cx5="http://schemas.microsoft.com/office/drawing/2016/5/11/chartex" xmlns:cx6="http://schemas.microsoft.com/office/drawing/2016/5/12/chartex" xmlns:cx7="http://schemas.microsoft.com/office/drawing/2016/5/13/chartex" xmlns:cx8="http://schemas.microsoft.com/office/drawing/2016/5/14/chartex" xmlns:mc="http://schemas.openxmlformats.org/markup-compatibility/2006" xmlns:aink="http://schemas.microsoft.com/office/drawing/2016/ink" xmlns:am3d="http://schemas.microsoft.com/office/drawing/2017/model3d" xmlns:o="urn:schemas-microsoft-com:office:office" xmlns:oel="http://schemas.microsoft.com/office/2019/extlst" xmlns:r="http://schemas.openxmlformats.org/officeDocument/2006/relationships" xmlns:m="http://schemas.openxmlformats.org/officeDocument/2006/math" xmlns:v="urn:schemas-microsoft-com:vml" xmlns:wp14="http://schemas.microsoft.com/office/word/2010/wordprocessingDrawing" xmlns:wp="http://schemas.openxmlformats.org/drawingml/2006/wordprocessingDrawing" xmlns:w10="urn:schemas-microsoft-com:office:word" xmlns:w="http://schemas.openxmlformats.org/wordprocessingml/2006/main" xmlns:w14="http://schemas.microsoft.com/office/word/2010/wordml" xmlns:w15="http://schemas.microsoft.com/office/word/2012/wordml" xmlns:w16cex="http://schemas.microsoft.com/office/word/2018/wordml/cex" xmlns:w16cid="http://schemas.microsoft.com/office/word/2016/wordml/cid" xmlns:w16="http://schemas.microsoft.com/office/word/2018/wordml" xmlns:w16du="http://schemas.microsoft.com/office/word/2023/wordml/word16du" xmlns:w16sdtdh="http://schemas.microsoft.com/office/word/2020/wordml/sdtdatahash" xmlns:w16sdtfl="http://schemas.microsoft.com/office/word/2024/wordml/sdtformatlock" xmlns:w16se="http://schemas.microsoft.com/office/word/2015/wordml/symex" xmlns:wpg="http://schemas.microsoft.com/office/word/2010/wordprocessingGroup" xmlns:wpi="http://schemas.microsoft.com/office/word/2010/wordprocessingInk" xmlns:wne="http://schemas.microsoft.com/office/word/2006/wordml" xmlns:wps="http://schemas.microsoft.com/office/word/2010/wordprocessingShape" mc:Ignorable="w14 w15 w16se w16cid w16 w16cex w16sdtdh w16sdtfl w16du wp14">
+<w:ftr xmlns:wpc="http://schemas.microsoft.com/office/word/2010/wordprocessingCanvas" xmlns:cx="http://schemas.microsoft.com/office/drawing/2014/chartex" xmlns:cx1="http://schemas.microsoft.com/office/drawing/2015/9/8/chartex" xmlns:cx2="http://schemas.microsoft.com/office/drawing/2015/10/21/chartex" xmlns:cx3="http://schemas.microsoft.com/office/drawing/2016/5/9/chartex" xmlns:cx4="http://schemas.microsoft.com/office/drawing/2016/5/10/chartex" xmlns:cx5="http://schemas.microsoft.com/office/drawing/2016/5/11/chartex" xmlns:cx6="http://schemas.microsoft.com/office/drawing/2016/5/12/chartex" xmlns:cx7="http://schemas.microsoft.com/office/drawing/2016/5/13/chartex" xmlns:cx8="http://schemas.microsoft.com/office/drawing/2016/5/14/chartex" xmlns:mc="http://schemas.openxmlformats.org/markup-compatibility/2006" xmlns:m="http://schemas.openxmlformats.org/officeDocument/2006/math" xmlns:aink="http://schemas.microsoft.com/office/drawing/2016/ink" xmlns:am3d="http://schemas.microsoft.com/office/drawing/2017/model3d" xmlns:oel="http://schemas.microsoft.com/office/2019/extlst" xmlns:r="http://schemas.openxmlformats.org/officeDocument/2006/relationships" xmlns:wp14="http://schemas.microsoft.com/office/word/2010/wordprocessingDrawing" xmlns:wp="http://schemas.openxmlformats.org/drawingml/2006/wordprocessingDrawing" xmlns:wpg="http://schemas.microsoft.com/office/word/2010/wordprocessingGroup" xmlns:wpi="http://schemas.microsoft.com/office/word/2010/wordprocessingInk" xmlns:wps="http://schemas.microsoft.com/office/word/2010/wordprocessingShape" xmlns:o="urn:schemas-microsoft-com:office:office" xmlns:v="urn:schemas-microsoft-com:vml" xmlns:w10="urn:schemas-microsoft-com:office:word" xmlns:w="http://schemas.openxmlformats.org/wordprocessingml/2006/main" xmlns:w14="http://schemas.microsoft.com/office/word/2010/wordml" xmlns:w15="http://schemas.microsoft.com/office/word/2012/wordml" xmlns:w16cex="http://schemas.microsoft.com/office/word/2018/wordml/cex" xmlns:w16cid="http://schemas.microsoft.com/office/word/2016/wordml/cid" xmlns:w16="http://schemas.microsoft.com/office/word/2018/wordml" xmlns:w16sdtdh="http://schemas.microsoft.com/office/word/2020/wordml/sdtdatahash" xmlns:w16sdtfl="http://schemas.microsoft.com/office/word/2024/wordml/sdtformatlock" xmlns:w16se="http://schemas.microsoft.com/office/word/2015/wordml/symex" xmlns:w16du="http://schemas.microsoft.com/office/word/2023/wordml/word16du" xmlns:wne="http://schemas.microsoft.com/office/word/2006/wordml" mc:Ignorable="w14 w15 w16se w16cid w16 w16cex w16sdtdh w16sdtfl w16du wp14">
   <w:p>
     <w:pPr>
       <w:pStyle w:val="Footer"/>
@@ -5875,7 +5712,7 @@
 </file>
 
 <file path=word/footnotes.xml><?xml version="1.0" encoding="utf-8"?>
-<w:footnotes xmlns:wpc="http://schemas.microsoft.com/office/word/2010/wordprocessingCanvas" xmlns:cx="http://schemas.microsoft.com/office/drawing/2014/chartex" xmlns:cx1="http://schemas.microsoft.com/office/drawing/2015/9/8/chartex" xmlns:cx2="http://schemas.microsoft.com/office/drawing/2015/10/21/chartex" xmlns:cx3="http://schemas.microsoft.com/office/drawing/2016/5/9/chartex" xmlns:cx4="http://schemas.microsoft.com/office/drawing/2016/5/10/chartex" xmlns:cx5="http://schemas.microsoft.com/office/drawing/2016/5/11/chartex" xmlns:cx6="http://schemas.microsoft.com/office/drawing/2016/5/12/chartex" xmlns:cx7="http://schemas.microsoft.com/office/drawing/2016/5/13/chartex" xmlns:cx8="http://schemas.microsoft.com/office/drawing/2016/5/14/chartex" xmlns:mc="http://schemas.openxmlformats.org/markup-compatibility/2006" xmlns:aink="http://schemas.microsoft.com/office/drawing/2016/ink" xmlns:am3d="http://schemas.microsoft.com/office/drawing/2017/model3d" xmlns:o="urn:schemas-microsoft-com:office:office" xmlns:oel="http://schemas.microsoft.com/office/2019/extlst" xmlns:r="http://schemas.openxmlformats.org/officeDocument/2006/relationships" xmlns:m="http://schemas.openxmlformats.org/officeDocument/2006/math" xmlns:v="urn:schemas-microsoft-com:vml" xmlns:wp14="http://schemas.microsoft.com/office/word/2010/wordprocessingDrawing" xmlns:wp="http://schemas.openxmlformats.org/drawingml/2006/wordprocessingDrawing" xmlns:w10="urn:schemas-microsoft-com:office:word" xmlns:w="http://schemas.openxmlformats.org/wordprocessingml/2006/main" xmlns:w14="http://schemas.microsoft.com/office/word/2010/wordml" xmlns:w15="http://schemas.microsoft.com/office/word/2012/wordml" xmlns:w16cex="http://schemas.microsoft.com/office/word/2018/wordml/cex" xmlns:w16cid="http://schemas.microsoft.com/office/word/2016/wordml/cid" xmlns:w16="http://schemas.microsoft.com/office/word/2018/wordml" xmlns:w16du="http://schemas.microsoft.com/office/word/2023/wordml/word16du" xmlns:w16sdtdh="http://schemas.microsoft.com/office/word/2020/wordml/sdtdatahash" xmlns:w16sdtfl="http://schemas.microsoft.com/office/word/2024/wordml/sdtformatlock" xmlns:w16se="http://schemas.microsoft.com/office/word/2015/wordml/symex" xmlns:wpg="http://schemas.microsoft.com/office/word/2010/wordprocessingGroup" xmlns:wpi="http://schemas.microsoft.com/office/word/2010/wordprocessingInk" xmlns:wne="http://schemas.microsoft.com/office/word/2006/wordml" xmlns:wps="http://schemas.microsoft.com/office/word/2010/wordprocessingShape" mc:Ignorable="w14 w15 w16se w16cid w16 w16cex w16sdtdh w16sdtfl w16du wp14">
+<w:footnotes xmlns:wpc="http://schemas.microsoft.com/office/word/2010/wordprocessingCanvas" xmlns:cx="http://schemas.microsoft.com/office/drawing/2014/chartex" xmlns:cx1="http://schemas.microsoft.com/office/drawing/2015/9/8/chartex" xmlns:cx2="http://schemas.microsoft.com/office/drawing/2015/10/21/chartex" xmlns:cx3="http://schemas.microsoft.com/office/drawing/2016/5/9/chartex" xmlns:cx4="http://schemas.microsoft.com/office/drawing/2016/5/10/chartex" xmlns:cx5="http://schemas.microsoft.com/office/drawing/2016/5/11/chartex" xmlns:cx6="http://schemas.microsoft.com/office/drawing/2016/5/12/chartex" xmlns:cx7="http://schemas.microsoft.com/office/drawing/2016/5/13/chartex" xmlns:cx8="http://schemas.microsoft.com/office/drawing/2016/5/14/chartex" xmlns:mc="http://schemas.openxmlformats.org/markup-compatibility/2006" xmlns:m="http://schemas.openxmlformats.org/officeDocument/2006/math" xmlns:aink="http://schemas.microsoft.com/office/drawing/2016/ink" xmlns:am3d="http://schemas.microsoft.com/office/drawing/2017/model3d" xmlns:oel="http://schemas.microsoft.com/office/2019/extlst" xmlns:r="http://schemas.openxmlformats.org/officeDocument/2006/relationships" xmlns:wp14="http://schemas.microsoft.com/office/word/2010/wordprocessingDrawing" xmlns:wp="http://schemas.openxmlformats.org/drawingml/2006/wordprocessingDrawing" xmlns:wpg="http://schemas.microsoft.com/office/word/2010/wordprocessingGroup" xmlns:wpi="http://schemas.microsoft.com/office/word/2010/wordprocessingInk" xmlns:wps="http://schemas.microsoft.com/office/word/2010/wordprocessingShape" xmlns:o="urn:schemas-microsoft-com:office:office" xmlns:v="urn:schemas-microsoft-com:vml" xmlns:w10="urn:schemas-microsoft-com:office:word" xmlns:w="http://schemas.openxmlformats.org/wordprocessingml/2006/main" xmlns:w14="http://schemas.microsoft.com/office/word/2010/wordml" xmlns:w15="http://schemas.microsoft.com/office/word/2012/wordml" xmlns:w16cex="http://schemas.microsoft.com/office/word/2018/wordml/cex" xmlns:w16cid="http://schemas.microsoft.com/office/word/2016/wordml/cid" xmlns:w16="http://schemas.microsoft.com/office/word/2018/wordml" xmlns:w16sdtdh="http://schemas.microsoft.com/office/word/2020/wordml/sdtdatahash" xmlns:w16sdtfl="http://schemas.microsoft.com/office/word/2024/wordml/sdtformatlock" xmlns:w16se="http://schemas.microsoft.com/office/word/2015/wordml/symex" xmlns:w16du="http://schemas.microsoft.com/office/word/2023/wordml/word16du" xmlns:wne="http://schemas.microsoft.com/office/word/2006/wordml" mc:Ignorable="w14 w15 w16se w16cid w16 w16cex w16sdtdh w16sdtfl w16du wp14">
   <w:footnote w:type="separator" w:id="-1">
     <w:p>
       <w:r>
@@ -5894,7 +5731,7 @@
 </file>
 
 <file path=word/header1.xml><?xml version="1.0" encoding="utf-8"?>
-<w:hdr xmlns:wpc="http://schemas.microsoft.com/office/word/2010/wordprocessingCanvas" xmlns:cx="http://schemas.microsoft.com/office/drawing/2014/chartex" xmlns:cx1="http://schemas.microsoft.com/office/drawing/2015/9/8/chartex" xmlns:cx2="http://schemas.microsoft.com/office/drawing/2015/10/21/chartex" xmlns:cx3="http://schemas.microsoft.com/office/drawing/2016/5/9/chartex" xmlns:cx4="http://schemas.microsoft.com/office/drawing/2016/5/10/chartex" xmlns:cx5="http://schemas.microsoft.com/office/drawing/2016/5/11/chartex" xmlns:cx6="http://schemas.microsoft.com/office/drawing/2016/5/12/chartex" xmlns:cx7="http://schemas.microsoft.com/office/drawing/2016/5/13/chartex" xmlns:cx8="http://schemas.microsoft.com/office/drawing/2016/5/14/chartex" xmlns:mc="http://schemas.openxmlformats.org/markup-compatibility/2006" xmlns:aink="http://schemas.microsoft.com/office/drawing/2016/ink" xmlns:am3d="http://schemas.microsoft.com/office/drawing/2017/model3d" xmlns:o="urn:schemas-microsoft-com:office:office" xmlns:oel="http://schemas.microsoft.com/office/2019/extlst" xmlns:r="http://schemas.openxmlformats.org/officeDocument/2006/relationships" xmlns:m="http://schemas.openxmlformats.org/officeDocument/2006/math" xmlns:v="urn:schemas-microsoft-com:vml" xmlns:wp14="http://schemas.microsoft.com/office/word/2010/wordprocessingDrawing" xmlns:wp="http://schemas.openxmlformats.org/drawingml/2006/wordprocessingDrawing" xmlns:w10="urn:schemas-microsoft-com:office:word" xmlns:w="http://schemas.openxmlformats.org/wordprocessingml/2006/main" xmlns:w14="http://schemas.microsoft.com/office/word/2010/wordml" xmlns:w15="http://schemas.microsoft.com/office/word/2012/wordml" xmlns:w16cex="http://schemas.microsoft.com/office/word/2018/wordml/cex" xmlns:w16cid="http://schemas.microsoft.com/office/word/2016/wordml/cid" xmlns:w16="http://schemas.microsoft.com/office/word/2018/wordml" xmlns:w16du="http://schemas.microsoft.com/office/word/2023/wordml/word16du" xmlns:w16sdtdh="http://schemas.microsoft.com/office/word/2020/wordml/sdtdatahash" xmlns:w16sdtfl="http://schemas.microsoft.com/office/word/2024/wordml/sdtformatlock" xmlns:w16se="http://schemas.microsoft.com/office/word/2015/wordml/symex" xmlns:wpg="http://schemas.microsoft.com/office/word/2010/wordprocessingGroup" xmlns:wpi="http://schemas.microsoft.com/office/word/2010/wordprocessingInk" xmlns:wne="http://schemas.microsoft.com/office/word/2006/wordml" xmlns:wps="http://schemas.microsoft.com/office/word/2010/wordprocessingShape" mc:Ignorable="w14 w15 w16se w16cid w16 w16cex w16sdtdh w16sdtfl w16du wp14">
+<w:hdr xmlns:wpc="http://schemas.microsoft.com/office/word/2010/wordprocessingCanvas" xmlns:cx="http://schemas.microsoft.com/office/drawing/2014/chartex" xmlns:cx1="http://schemas.microsoft.com/office/drawing/2015/9/8/chartex" xmlns:cx2="http://schemas.microsoft.com/office/drawing/2015/10/21/chartex" xmlns:cx3="http://schemas.microsoft.com/office/drawing/2016/5/9/chartex" xmlns:cx4="http://schemas.microsoft.com/office/drawing/2016/5/10/chartex" xmlns:cx5="http://schemas.microsoft.com/office/drawing/2016/5/11/chartex" xmlns:cx6="http://schemas.microsoft.com/office/drawing/2016/5/12/chartex" xmlns:cx7="http://schemas.microsoft.com/office/drawing/2016/5/13/chartex" xmlns:cx8="http://schemas.microsoft.com/office/drawing/2016/5/14/chartex" xmlns:mc="http://schemas.openxmlformats.org/markup-compatibility/2006" xmlns:m="http://schemas.openxmlformats.org/officeDocument/2006/math" xmlns:aink="http://schemas.microsoft.com/office/drawing/2016/ink" xmlns:am3d="http://schemas.microsoft.com/office/drawing/2017/model3d" xmlns:oel="http://schemas.microsoft.com/office/2019/extlst" xmlns:r="http://schemas.openxmlformats.org/officeDocument/2006/relationships" xmlns:wp14="http://schemas.microsoft.com/office/word/2010/wordprocessingDrawing" xmlns:wp="http://schemas.openxmlformats.org/drawingml/2006/wordprocessingDrawing" xmlns:wpg="http://schemas.microsoft.com/office/word/2010/wordprocessingGroup" xmlns:wpi="http://schemas.microsoft.com/office/word/2010/wordprocessingInk" xmlns:wps="http://schemas.microsoft.com/office/word/2010/wordprocessingShape" xmlns:o="urn:schemas-microsoft-com:office:office" xmlns:v="urn:schemas-microsoft-com:vml" xmlns:w10="urn:schemas-microsoft-com:office:word" xmlns:w="http://schemas.openxmlformats.org/wordprocessingml/2006/main" xmlns:w14="http://schemas.microsoft.com/office/word/2010/wordml" xmlns:w15="http://schemas.microsoft.com/office/word/2012/wordml" xmlns:w16cex="http://schemas.microsoft.com/office/word/2018/wordml/cex" xmlns:w16cid="http://schemas.microsoft.com/office/word/2016/wordml/cid" xmlns:w16="http://schemas.microsoft.com/office/word/2018/wordml" xmlns:w16sdtdh="http://schemas.microsoft.com/office/word/2020/wordml/sdtdatahash" xmlns:w16sdtfl="http://schemas.microsoft.com/office/word/2024/wordml/sdtformatlock" xmlns:w16se="http://schemas.microsoft.com/office/word/2015/wordml/symex" xmlns:w16du="http://schemas.microsoft.com/office/word/2023/wordml/word16du" xmlns:wne="http://schemas.microsoft.com/office/word/2006/wordml" mc:Ignorable="w14 w15 w16se w16cid w16 w16cex w16sdtdh w16sdtfl w16du wp14">
   <w:p>
     <w:pPr>
       <w:pStyle w:val="En-tte"/>
@@ -5904,7 +5741,7 @@
 </file>
 
 <file path=word/numbering.xml><?xml version="1.0" encoding="utf-8"?>
-<w:numbering xmlns:wpc="http://schemas.microsoft.com/office/word/2010/wordprocessingCanvas" xmlns:cx="http://schemas.microsoft.com/office/drawing/2014/chartex" xmlns:cx1="http://schemas.microsoft.com/office/drawing/2015/9/8/chartex" xmlns:cx2="http://schemas.microsoft.com/office/drawing/2015/10/21/chartex" xmlns:cx3="http://schemas.microsoft.com/office/drawing/2016/5/9/chartex" xmlns:cx4="http://schemas.microsoft.com/office/drawing/2016/5/10/chartex" xmlns:cx5="http://schemas.microsoft.com/office/drawing/2016/5/11/chartex" xmlns:cx6="http://schemas.microsoft.com/office/drawing/2016/5/12/chartex" xmlns:cx7="http://schemas.microsoft.com/office/drawing/2016/5/13/chartex" xmlns:cx8="http://schemas.microsoft.com/office/drawing/2016/5/14/chartex" xmlns:mc="http://schemas.openxmlformats.org/markup-compatibility/2006" xmlns:aink="http://schemas.microsoft.com/office/drawing/2016/ink" xmlns:am3d="http://schemas.microsoft.com/office/drawing/2017/model3d" xmlns:o="urn:schemas-microsoft-com:office:office" xmlns:oel="http://schemas.microsoft.com/office/2019/extlst" xmlns:r="http://schemas.openxmlformats.org/officeDocument/2006/relationships" xmlns:m="http://schemas.openxmlformats.org/officeDocument/2006/math" xmlns:v="urn:schemas-microsoft-com:vml" xmlns:wp14="http://schemas.microsoft.com/office/word/2010/wordprocessingDrawing" xmlns:wp="http://schemas.openxmlformats.org/drawingml/2006/wordprocessingDrawing" xmlns:w10="urn:schemas-microsoft-com:office:word" xmlns:w="http://schemas.openxmlformats.org/wordprocessingml/2006/main" xmlns:w14="http://schemas.microsoft.com/office/word/2010/wordml" xmlns:w15="http://schemas.microsoft.com/office/word/2012/wordml" xmlns:w16cex="http://schemas.microsoft.com/office/word/2018/wordml/cex" xmlns:w16cid="http://schemas.microsoft.com/office/word/2016/wordml/cid" xmlns:w16="http://schemas.microsoft.com/office/word/2018/wordml" xmlns:w16du="http://schemas.microsoft.com/office/word/2023/wordml/word16du" xmlns:w16sdtdh="http://schemas.microsoft.com/office/word/2020/wordml/sdtdatahash" xmlns:w16sdtfl="http://schemas.microsoft.com/office/word/2024/wordml/sdtformatlock" xmlns:w16se="http://schemas.microsoft.com/office/word/2015/wordml/symex" xmlns:wpg="http://schemas.microsoft.com/office/word/2010/wordprocessingGroup" xmlns:wpi="http://schemas.microsoft.com/office/word/2010/wordprocessingInk" xmlns:wne="http://schemas.microsoft.com/office/word/2006/wordml" xmlns:wps="http://schemas.microsoft.com/office/word/2010/wordprocessingShape" mc:Ignorable="w14 w15 w16se w16cid w16 w16cex w16sdtdh w16sdtfl w16du wp14">
+<w:numbering xmlns:wpc="http://schemas.microsoft.com/office/word/2010/wordprocessingCanvas" xmlns:cx="http://schemas.microsoft.com/office/drawing/2014/chartex" xmlns:cx1="http://schemas.microsoft.com/office/drawing/2015/9/8/chartex" xmlns:cx2="http://schemas.microsoft.com/office/drawing/2015/10/21/chartex" xmlns:cx3="http://schemas.microsoft.com/office/drawing/2016/5/9/chartex" xmlns:cx4="http://schemas.microsoft.com/office/drawing/2016/5/10/chartex" xmlns:cx5="http://schemas.microsoft.com/office/drawing/2016/5/11/chartex" xmlns:cx6="http://schemas.microsoft.com/office/drawing/2016/5/12/chartex" xmlns:cx7="http://schemas.microsoft.com/office/drawing/2016/5/13/chartex" xmlns:cx8="http://schemas.microsoft.com/office/drawing/2016/5/14/chartex" xmlns:mc="http://schemas.openxmlformats.org/markup-compatibility/2006" xmlns:m="http://schemas.openxmlformats.org/officeDocument/2006/math" xmlns:aink="http://schemas.microsoft.com/office/drawing/2016/ink" xmlns:am3d="http://schemas.microsoft.com/office/drawing/2017/model3d" xmlns:oel="http://schemas.microsoft.com/office/2019/extlst" xmlns:r="http://schemas.openxmlformats.org/officeDocument/2006/relationships" xmlns:wp14="http://schemas.microsoft.com/office/word/2010/wordprocessingDrawing" xmlns:wp="http://schemas.openxmlformats.org/drawingml/2006/wordprocessingDrawing" xmlns:wpg="http://schemas.microsoft.com/office/word/2010/wordprocessingGroup" xmlns:wpi="http://schemas.microsoft.com/office/word/2010/wordprocessingInk" xmlns:wps="http://schemas.microsoft.com/office/word/2010/wordprocessingShape" xmlns:o="urn:schemas-microsoft-com:office:office" xmlns:v="urn:schemas-microsoft-com:vml" xmlns:w10="urn:schemas-microsoft-com:office:word" xmlns:w="http://schemas.openxmlformats.org/wordprocessingml/2006/main" xmlns:w14="http://schemas.microsoft.com/office/word/2010/wordml" xmlns:w15="http://schemas.microsoft.com/office/word/2012/wordml" xmlns:w16cex="http://schemas.microsoft.com/office/word/2018/wordml/cex" xmlns:w16cid="http://schemas.microsoft.com/office/word/2016/wordml/cid" xmlns:w16="http://schemas.microsoft.com/office/word/2018/wordml" xmlns:w16sdtdh="http://schemas.microsoft.com/office/word/2020/wordml/sdtdatahash" xmlns:w16sdtfl="http://schemas.microsoft.com/office/word/2024/wordml/sdtformatlock" xmlns:w16se="http://schemas.microsoft.com/office/word/2015/wordml/symex" xmlns:w16du="http://schemas.microsoft.com/office/word/2023/wordml/word16du" xmlns:wne="http://schemas.microsoft.com/office/word/2006/wordml" mc:Ignorable="w14 w15 w16se w16cid w16 w16cex w16sdtdh w16sdtfl w16du wp14">
   <w:abstractNum w:abstractNumId="0" w15:restartNumberingAfterBreak="0">
     <w:nsid w:val="08886E27"/>
     <w:multiLevelType w:val="hybridMultilevel"/>
@@ -10932,7 +10769,7 @@
   <w:num w:numId="5" w16cid:durableId="67580153">
     <w:abstractNumId w:val="17"/>
     <w:lvlOverride w:ilvl="0">
-      <w:lvl w:ilvl="0" w:tplc="D41E143C">
+      <w:lvl w:ilvl="0" w:tplc="80AA83E2">
         <w:start w:val="1"/>
         <w:numFmt w:val="bullet"/>
         <w:lvlText w:val="·"/>
@@ -10964,7 +10801,7 @@
       </w:lvl>
     </w:lvlOverride>
     <w:lvlOverride w:ilvl="1">
-      <w:lvl w:ilvl="1" w:tplc="C1C42782">
+      <w:lvl w:ilvl="1" w:tplc="1348391A">
         <w:start w:val="1"/>
         <w:numFmt w:val="bullet"/>
         <w:lvlText w:val="o"/>
@@ -10996,7 +10833,7 @@
       </w:lvl>
     </w:lvlOverride>
     <w:lvlOverride w:ilvl="2">
-      <w:lvl w:ilvl="2" w:tplc="2E12E316">
+      <w:lvl w:ilvl="2" w:tplc="2206B9A2">
         <w:start w:val="1"/>
         <w:numFmt w:val="bullet"/>
         <w:lvlText w:val="▪"/>
@@ -11028,7 +10865,7 @@
       </w:lvl>
     </w:lvlOverride>
     <w:lvlOverride w:ilvl="3">
-      <w:lvl w:ilvl="3" w:tplc="4E2E9776">
+      <w:lvl w:ilvl="3" w:tplc="209EB8A4">
         <w:start w:val="1"/>
         <w:numFmt w:val="bullet"/>
         <w:lvlText w:val="·"/>
@@ -11060,7 +10897,7 @@
       </w:lvl>
     </w:lvlOverride>
     <w:lvlOverride w:ilvl="4">
-      <w:lvl w:ilvl="4" w:tplc="FD986ADC">
+      <w:lvl w:ilvl="4" w:tplc="FD40262E">
         <w:start w:val="1"/>
         <w:numFmt w:val="bullet"/>
         <w:lvlText w:val="o"/>
@@ -11092,7 +10929,7 @@
       </w:lvl>
     </w:lvlOverride>
     <w:lvlOverride w:ilvl="5">
-      <w:lvl w:ilvl="5" w:tplc="DE727C3C">
+      <w:lvl w:ilvl="5" w:tplc="3228A6D0">
         <w:start w:val="1"/>
         <w:numFmt w:val="bullet"/>
         <w:lvlText w:val="▪"/>
@@ -11124,7 +10961,7 @@
       </w:lvl>
     </w:lvlOverride>
     <w:lvlOverride w:ilvl="6">
-      <w:lvl w:ilvl="6" w:tplc="83420D1C">
+      <w:lvl w:ilvl="6" w:tplc="16DA0180">
         <w:start w:val="1"/>
         <w:numFmt w:val="bullet"/>
         <w:lvlText w:val="·"/>
@@ -11156,7 +10993,7 @@
       </w:lvl>
     </w:lvlOverride>
     <w:lvlOverride w:ilvl="7">
-      <w:lvl w:ilvl="7" w:tplc="6ED205B4">
+      <w:lvl w:ilvl="7" w:tplc="F340849E">
         <w:start w:val="1"/>
         <w:numFmt w:val="bullet"/>
         <w:lvlText w:val="o"/>
@@ -11188,7 +11025,7 @@
       </w:lvl>
     </w:lvlOverride>
     <w:lvlOverride w:ilvl="8">
-      <w:lvl w:ilvl="8" w:tplc="48EE243A">
+      <w:lvl w:ilvl="8" w:tplc="1B8E8254">
         <w:start w:val="1"/>
         <w:numFmt w:val="bullet"/>
         <w:lvlText w:val="▪"/>
@@ -11223,7 +11060,7 @@
   <w:num w:numId="6" w16cid:durableId="100150215">
     <w:abstractNumId w:val="17"/>
     <w:lvlOverride w:ilvl="0">
-      <w:lvl w:ilvl="0" w:tplc="D41E143C">
+      <w:lvl w:ilvl="0" w:tplc="80AA83E2">
         <w:start w:val="1"/>
         <w:numFmt w:val="bullet"/>
         <w:lvlText w:val="·"/>
@@ -11255,7 +11092,7 @@
       </w:lvl>
     </w:lvlOverride>
     <w:lvlOverride w:ilvl="1">
-      <w:lvl w:ilvl="1" w:tplc="C1C42782">
+      <w:lvl w:ilvl="1" w:tplc="1348391A">
         <w:start w:val="1"/>
         <w:numFmt w:val="bullet"/>
         <w:lvlText w:val="o"/>
@@ -11287,7 +11124,7 @@
       </w:lvl>
     </w:lvlOverride>
     <w:lvlOverride w:ilvl="2">
-      <w:lvl w:ilvl="2" w:tplc="2E12E316">
+      <w:lvl w:ilvl="2" w:tplc="2206B9A2">
         <w:start w:val="1"/>
         <w:numFmt w:val="bullet"/>
         <w:lvlText w:val="▪"/>
@@ -11319,7 +11156,7 @@
       </w:lvl>
     </w:lvlOverride>
     <w:lvlOverride w:ilvl="3">
-      <w:lvl w:ilvl="3" w:tplc="4E2E9776">
+      <w:lvl w:ilvl="3" w:tplc="209EB8A4">
         <w:start w:val="1"/>
         <w:numFmt w:val="bullet"/>
         <w:lvlText w:val="·"/>
@@ -11351,7 +11188,7 @@
       </w:lvl>
     </w:lvlOverride>
     <w:lvlOverride w:ilvl="4">
-      <w:lvl w:ilvl="4" w:tplc="FD986ADC">
+      <w:lvl w:ilvl="4" w:tplc="FD40262E">
         <w:start w:val="1"/>
         <w:numFmt w:val="bullet"/>
         <w:lvlText w:val="o"/>
@@ -11383,7 +11220,7 @@
       </w:lvl>
     </w:lvlOverride>
     <w:lvlOverride w:ilvl="5">
-      <w:lvl w:ilvl="5" w:tplc="DE727C3C">
+      <w:lvl w:ilvl="5" w:tplc="3228A6D0">
         <w:start w:val="1"/>
         <w:numFmt w:val="bullet"/>
         <w:lvlText w:val="▪"/>
@@ -11415,7 +11252,7 @@
       </w:lvl>
     </w:lvlOverride>
     <w:lvlOverride w:ilvl="6">
-      <w:lvl w:ilvl="6" w:tplc="83420D1C">
+      <w:lvl w:ilvl="6" w:tplc="16DA0180">
         <w:start w:val="1"/>
         <w:numFmt w:val="bullet"/>
         <w:lvlText w:val="·"/>
@@ -11447,7 +11284,7 @@
       </w:lvl>
     </w:lvlOverride>
     <w:lvlOverride w:ilvl="7">
-      <w:lvl w:ilvl="7" w:tplc="6ED205B4">
+      <w:lvl w:ilvl="7" w:tplc="F340849E">
         <w:start w:val="1"/>
         <w:numFmt w:val="bullet"/>
         <w:lvlText w:val="o"/>
@@ -11479,7 +11316,7 @@
       </w:lvl>
     </w:lvlOverride>
     <w:lvlOverride w:ilvl="8">
-      <w:lvl w:ilvl="8" w:tplc="48EE243A">
+      <w:lvl w:ilvl="8" w:tplc="1B8E8254">
         <w:start w:val="1"/>
         <w:numFmt w:val="bullet"/>
         <w:lvlText w:val="▪"/>
@@ -12395,7 +12232,7 @@
 </file>
 
 <file path=word/styles.xml><?xml version="1.0" encoding="utf-8"?>
-<w:styles xmlns:mc="http://schemas.openxmlformats.org/markup-compatibility/2006" xmlns:r="http://schemas.openxmlformats.org/officeDocument/2006/relationships" xmlns:w="http://schemas.openxmlformats.org/wordprocessingml/2006/main" xmlns:w14="http://schemas.microsoft.com/office/word/2010/wordml" xmlns:w15="http://schemas.microsoft.com/office/word/2012/wordml" xmlns:w16cex="http://schemas.microsoft.com/office/word/2018/wordml/cex" xmlns:w16cid="http://schemas.microsoft.com/office/word/2016/wordml/cid" xmlns:w16="http://schemas.microsoft.com/office/word/2018/wordml" xmlns:w16du="http://schemas.microsoft.com/office/word/2023/wordml/word16du" xmlns:w16sdtdh="http://schemas.microsoft.com/office/word/2020/wordml/sdtdatahash" xmlns:w16sdtfl="http://schemas.microsoft.com/office/word/2024/wordml/sdtformatlock" xmlns:w16se="http://schemas.microsoft.com/office/word/2015/wordml/symex" mc:Ignorable="w14 w15 w16se w16cid w16 w16cex w16sdtdh w16sdtfl w16du">
+<w:styles xmlns:mc="http://schemas.openxmlformats.org/markup-compatibility/2006" xmlns:r="http://schemas.openxmlformats.org/officeDocument/2006/relationships" xmlns:w="http://schemas.openxmlformats.org/wordprocessingml/2006/main" xmlns:w14="http://schemas.microsoft.com/office/word/2010/wordml" xmlns:w15="http://schemas.microsoft.com/office/word/2012/wordml" xmlns:w16cex="http://schemas.microsoft.com/office/word/2018/wordml/cex" xmlns:w16cid="http://schemas.microsoft.com/office/word/2016/wordml/cid" xmlns:w16="http://schemas.microsoft.com/office/word/2018/wordml" xmlns:w16sdtdh="http://schemas.microsoft.com/office/word/2020/wordml/sdtdatahash" xmlns:w16sdtfl="http://schemas.microsoft.com/office/word/2024/wordml/sdtformatlock" xmlns:w16se="http://schemas.microsoft.com/office/word/2015/wordml/symex" xmlns:w16du="http://schemas.microsoft.com/office/word/2023/wordml/word16du" mc:Ignorable="w14 w15 w16se w16cid w16 w16cex w16sdtdh w16sdtfl w16du">
   <w:docDefaults>
     <w:rPrDefault>
       <w:rPr>
